--- a/红色警戒杯模拟赛Ⅰ/心灵突击队/心灵突击队.docx
+++ b/红色警戒杯模拟赛Ⅰ/心灵突击队/心灵突击队.docx
@@ -14,6 +14,7 @@
           <w:lang w:eastAsia="zh-CN"/>
         </w:rPr>
       </w:pPr>
+      <w:bookmarkStart w:id="0" w:name="OLE_LINK16"/>
       <w:r>
         <w:rPr>
           <w:rFonts w:hint="eastAsia"/>
@@ -26,6 +27,7 @@
         <w:t>心灵突击队</w:t>
       </w:r>
     </w:p>
+    <w:bookmarkEnd w:id="0"/>
     <w:p>
       <w:pPr>
         <w:jc w:val="both"/>
@@ -61,7 +63,8 @@
           <w:lang w:eastAsia="zh-CN"/>
         </w:rPr>
       </w:pPr>
-      <w:bookmarkStart w:id="0" w:name="OLE_LINK6"/>
+      <w:bookmarkStart w:id="1" w:name="OLE_LINK6"/>
+      <w:bookmarkStart w:id="2" w:name="OLE_LINK17"/>
       <w:r>
         <w:rPr>
           <w:rFonts w:hint="eastAsia"/>
@@ -70,7 +73,7 @@
           <w:lang w:eastAsia="zh-CN"/>
         </w:rPr>
         <w:drawing>
-          <wp:anchor distT="0" distB="0" distL="114300" distR="114300" simplePos="0" relativeHeight="251658240" behindDoc="0" locked="0" layoutInCell="1" allowOverlap="1">
+          <wp:anchor distT="0" distB="0" distL="114300" distR="114300" simplePos="0" relativeHeight="251659264" behindDoc="0" locked="0" layoutInCell="1" allowOverlap="1">
             <wp:simplePos x="0" y="0"/>
             <wp:positionH relativeFrom="column">
               <wp:posOffset>4619625</wp:posOffset>
@@ -146,7 +149,7 @@
         <w:t>由于红色警戒的世界是由单元格组成的，所以坐标均为整数，而由于伤害等同样是整数，所以辐射强度和洗消强度均为整数。</w:t>
       </w:r>
     </w:p>
-    <w:bookmarkEnd w:id="0"/>
+    <w:bookmarkEnd w:id="1"/>
     <w:p>
       <w:pPr>
         <w:jc w:val="center"/>
@@ -320,7 +323,7 @@
           <wp:inline distT="0" distB="0" distL="114300" distR="114300">
             <wp:extent cx="1547495" cy="1547495"/>
             <wp:effectExtent l="0" t="0" r="14605" b="14605"/>
-            <wp:docPr id="1" name="图片 1" descr="轰炸半径为一"/>
+            <wp:docPr id="2" name="图片 2" descr="轰炸半径为一"/>
             <wp:cNvGraphicFramePr>
               <a:graphicFrameLocks xmlns:a="http://schemas.openxmlformats.org/drawingml/2006/main" noChangeAspect="1"/>
             </wp:cNvGraphicFramePr>
@@ -328,7 +331,7 @@
               <a:graphicData uri="http://schemas.openxmlformats.org/drawingml/2006/picture">
                 <pic:pic xmlns:pic="http://schemas.openxmlformats.org/drawingml/2006/picture">
                   <pic:nvPicPr>
-                    <pic:cNvPr id="1" name="图片 1" descr="轰炸半径为一"/>
+                    <pic:cNvPr id="2" name="图片 2" descr="轰炸半径为一"/>
                     <pic:cNvPicPr>
                       <a:picLocks noChangeAspect="1"/>
                     </pic:cNvPicPr>
@@ -431,7 +434,7 @@
           <wp:inline distT="0" distB="0" distL="114300" distR="114300">
             <wp:extent cx="1547495" cy="1547495"/>
             <wp:effectExtent l="0" t="0" r="14605" b="14605"/>
-            <wp:docPr id="2" name="图片 2" descr="轰炸半径大于一"/>
+            <wp:docPr id="3" name="图片 3" descr="轰炸半径大于一"/>
             <wp:cNvGraphicFramePr>
               <a:graphicFrameLocks xmlns:a="http://schemas.openxmlformats.org/drawingml/2006/main" noChangeAspect="1"/>
             </wp:cNvGraphicFramePr>
@@ -439,7 +442,7 @@
               <a:graphicData uri="http://schemas.openxmlformats.org/drawingml/2006/picture">
                 <pic:pic xmlns:pic="http://schemas.openxmlformats.org/drawingml/2006/picture">
                   <pic:nvPicPr>
-                    <pic:cNvPr id="2" name="图片 2" descr="轰炸半径大于一"/>
+                    <pic:cNvPr id="3" name="图片 3" descr="轰炸半径大于一"/>
                     <pic:cNvPicPr>
                       <a:picLocks noChangeAspect="1"/>
                     </pic:cNvPicPr>
@@ -597,7 +600,7 @@
           <wp:inline distT="0" distB="0" distL="114300" distR="114300">
             <wp:extent cx="1547495" cy="1547495"/>
             <wp:effectExtent l="0" t="0" r="14605" b="14605"/>
-            <wp:docPr id="3" name="图片 3" descr="洗消"/>
+            <wp:docPr id="6" name="图片 6" descr="洗消"/>
             <wp:cNvGraphicFramePr>
               <a:graphicFrameLocks xmlns:a="http://schemas.openxmlformats.org/drawingml/2006/main" noChangeAspect="1"/>
             </wp:cNvGraphicFramePr>
@@ -605,7 +608,7 @@
               <a:graphicData uri="http://schemas.openxmlformats.org/drawingml/2006/picture">
                 <pic:pic xmlns:pic="http://schemas.openxmlformats.org/drawingml/2006/picture">
                   <pic:nvPicPr>
-                    <pic:cNvPr id="3" name="图片 3" descr="洗消"/>
+                    <pic:cNvPr id="6" name="图片 6" descr="洗消"/>
                     <pic:cNvPicPr>
                       <a:picLocks noChangeAspect="1"/>
                     </pic:cNvPicPr>
@@ -690,7 +693,7 @@
           <w:lang w:eastAsia="zh-CN"/>
         </w:rPr>
         <w:drawing>
-          <wp:anchor distT="0" distB="0" distL="114300" distR="114300" simplePos="0" relativeHeight="251660288" behindDoc="0" locked="0" layoutInCell="1" allowOverlap="1">
+          <wp:anchor distT="0" distB="0" distL="114300" distR="114300" simplePos="0" relativeHeight="251661312" behindDoc="0" locked="0" layoutInCell="1" allowOverlap="1">
             <wp:simplePos x="0" y="0"/>
             <wp:positionH relativeFrom="column">
               <wp:posOffset>4706620</wp:posOffset>
@@ -701,7 +704,7 @@
             <wp:extent cx="571500" cy="457200"/>
             <wp:effectExtent l="0" t="0" r="0" b="0"/>
             <wp:wrapSquare wrapText="bothSides"/>
-            <wp:docPr id="6" name="图片 6" descr="paraicon 0000"/>
+            <wp:docPr id="7" name="图片 7" descr="paraicon 0000"/>
             <wp:cNvGraphicFramePr>
               <a:graphicFrameLocks xmlns:a="http://schemas.openxmlformats.org/drawingml/2006/main" noChangeAspect="1"/>
             </wp:cNvGraphicFramePr>
@@ -709,7 +712,7 @@
               <a:graphicData uri="http://schemas.openxmlformats.org/drawingml/2006/picture">
                 <pic:pic xmlns:pic="http://schemas.openxmlformats.org/drawingml/2006/picture">
                   <pic:nvPicPr>
-                    <pic:cNvPr id="6" name="图片 6" descr="paraicon 0000"/>
+                    <pic:cNvPr id="7" name="图片 7" descr="paraicon 0000"/>
                     <pic:cNvPicPr>
                       <a:picLocks noChangeAspect="1"/>
                     </pic:cNvPicPr>
@@ -744,33 +747,10 @@
           <w:szCs w:val="24"/>
           <w:lang w:val="en-US" w:eastAsia="zh-CN"/>
         </w:rPr>
-        <w:t>尤里已经选择了一块空降备选区域左上角坐标为</w:t>
-      </w:r>
-      <w:bookmarkStart w:id="1" w:name="OLE_LINK1"/>
-      <w:r>
-        <w:rPr>
-          <w:rFonts w:hint="eastAsia"/>
-          <w:b w:val="0"/>
-          <w:bCs w:val="0"/>
-          <w:sz w:val="24"/>
-          <w:szCs w:val="24"/>
-          <w:lang w:val="en-US" w:eastAsia="zh-CN"/>
-        </w:rPr>
-        <w:t>(Xmin,Ymin)</w:t>
-      </w:r>
-      <w:bookmarkEnd w:id="1"/>
-      <w:r>
-        <w:rPr>
-          <w:rFonts w:hint="eastAsia"/>
-          <w:b w:val="0"/>
-          <w:bCs w:val="0"/>
-          <w:sz w:val="24"/>
-          <w:szCs w:val="24"/>
-          <w:lang w:val="en-US" w:eastAsia="zh-CN"/>
-        </w:rPr>
-        <w:t>,右下角坐标为(Xmax,Ymax)</w:t>
-      </w:r>
-    </w:p>
+        <w:t>尤里已经选择了一块空降备选区域左上角坐标为(Xmin,Ymin),右下角坐标为(Xmax,Ymax)</w:t>
+      </w:r>
+    </w:p>
+    <w:bookmarkEnd w:id="2"/>
     <w:p>
       <w:pPr>
         <w:ind w:firstLine="420" w:firstLineChars="0"/>
@@ -821,31 +801,19 @@
           <w:lang w:val="en-US" w:eastAsia="zh-CN"/>
         </w:rPr>
       </w:pPr>
-      <w:r>
-        <w:rPr>
-          <w:rFonts w:hint="eastAsia"/>
-          <w:b w:val="0"/>
-          <w:bCs w:val="0"/>
-          <w:sz w:val="24"/>
-          <w:szCs w:val="24"/>
-          <w:lang w:val="en-US" w:eastAsia="zh-CN"/>
-        </w:rPr>
-        <w:t xml:space="preserve">一行5个整数，m表示询问和情报的总数量,Xmin,Ymin,Xmax,Ymax </w:t>
-      </w:r>
-      <w:bookmarkStart w:id="2" w:name="OLE_LINK2"/>
-      <w:r>
-        <w:rPr>
-          <w:rFonts w:hint="eastAsia"/>
-          <w:b w:val="0"/>
-          <w:bCs w:val="0"/>
-          <w:sz w:val="24"/>
-          <w:szCs w:val="24"/>
-          <w:lang w:val="en-US" w:eastAsia="zh-CN"/>
-        </w:rPr>
-        <w:t>意义见题面</w:t>
-      </w:r>
-    </w:p>
-    <w:bookmarkEnd w:id="2"/>
+      <w:bookmarkStart w:id="3" w:name="OLE_LINK18"/>
+      <w:r>
+        <w:rPr>
+          <w:rFonts w:hint="eastAsia"/>
+          <w:b w:val="0"/>
+          <w:bCs w:val="0"/>
+          <w:sz w:val="24"/>
+          <w:szCs w:val="24"/>
+          <w:lang w:val="en-US" w:eastAsia="zh-CN"/>
+        </w:rPr>
+        <w:t>一行5个整数，m表示询问和情报的总数量,Xmin,Ymin,Xmax,Ymax 意义见题面</w:t>
+      </w:r>
+    </w:p>
     <w:p>
       <w:pPr>
         <w:jc w:val="both"/>
@@ -942,6 +910,7 @@
         <w:t>·op=2表示洗消，随后5个整数Xi,Yi,Xj,Yj,Pi，意义见题面。</w:t>
       </w:r>
     </w:p>
+    <w:bookmarkEnd w:id="3"/>
     <w:p>
       <w:pPr>
         <w:jc w:val="both"/>
@@ -991,6 +960,7 @@
           <w:lang w:val="en-US" w:eastAsia="zh-CN"/>
         </w:rPr>
       </w:pPr>
+      <w:bookmarkStart w:id="4" w:name="OLE_LINK19"/>
       <w:r>
         <w:rPr>
           <w:rFonts w:hint="eastAsia"/>
@@ -1003,11 +973,12 @@
         <w:t>对于每个op=0,输出一行一个整数表示该区域内的辐射值的总和。</w:t>
       </w:r>
     </w:p>
-    <w:p>
-      <w:pPr>
-        <w:jc w:val="both"/>
-        <w:rPr>
-          <w:rFonts w:hint="eastAsia"/>
+    <w:bookmarkEnd w:id="4"/>
+    <w:p>
+      <w:pPr>
+        <w:jc w:val="both"/>
+        <w:rPr>
+          <w:rFonts w:hint="eastAsia" w:eastAsiaTheme="minorEastAsia"/>
           <w:b w:val="0"/>
           <w:bCs w:val="0"/>
           <w:sz w:val="24"/>
@@ -1053,6 +1024,7 @@
           <w:szCs w:val="24"/>
         </w:rPr>
       </w:pPr>
+      <w:bookmarkStart w:id="5" w:name="OLE_LINK20"/>
       <w:r>
         <w:rPr>
           <w:rFonts w:hint="eastAsia" w:asciiTheme="majorAscii" w:hAnsiTheme="minorEastAsia" w:eastAsiaTheme="minorEastAsia" w:cstheme="minorEastAsia"/>
@@ -1229,6 +1201,7 @@
         <w:t>0 6 10 6 10</w:t>
       </w:r>
     </w:p>
+    <w:bookmarkEnd w:id="5"/>
     <w:p>
       <w:pPr>
         <w:jc w:val="both"/>
@@ -1278,6 +1251,7 @@
           <w:lang w:val="en-US" w:eastAsia="zh-CN"/>
         </w:rPr>
       </w:pPr>
+      <w:bookmarkStart w:id="6" w:name="OLE_LINK21"/>
       <w:r>
         <w:rPr>
           <w:rFonts w:hint="eastAsia"/>
@@ -1362,26 +1336,79 @@
         <w:t>100</w:t>
       </w:r>
     </w:p>
-    <w:p>
-      <w:pPr>
-        <w:jc w:val="both"/>
-        <w:rPr>
-          <w:rFonts w:hint="eastAsia"/>
-          <w:b w:val="0"/>
-          <w:bCs w:val="0"/>
-          <w:sz w:val="24"/>
-          <w:szCs w:val="24"/>
-          <w:lang w:val="en-US" w:eastAsia="zh-CN"/>
-        </w:rPr>
-      </w:pPr>
-    </w:p>
-    <w:p>
-      <w:pPr>
-        <w:jc w:val="both"/>
-        <w:rPr>
-          <w:rFonts w:hint="eastAsia"/>
-          <w:b/>
-          <w:bCs/>
+    <w:bookmarkEnd w:id="6"/>
+    <w:p>
+      <w:pPr>
+        <w:jc w:val="both"/>
+        <w:rPr>
+          <w:rFonts w:hint="eastAsia"/>
+          <w:b/>
+          <w:bCs/>
+          <w:sz w:val="24"/>
+          <w:szCs w:val="24"/>
+          <w:lang w:val="en-US" w:eastAsia="zh-CN"/>
+        </w:rPr>
+      </w:pPr>
+    </w:p>
+    <w:p>
+      <w:pPr>
+        <w:jc w:val="both"/>
+        <w:rPr>
+          <w:rFonts w:hint="eastAsia"/>
+          <w:b/>
+          <w:bCs/>
+          <w:sz w:val="24"/>
+          <w:szCs w:val="24"/>
+          <w:lang w:val="en-US" w:eastAsia="zh-CN"/>
+        </w:rPr>
+      </w:pPr>
+    </w:p>
+    <w:p>
+      <w:pPr>
+        <w:jc w:val="both"/>
+        <w:rPr>
+          <w:rFonts w:hint="eastAsia"/>
+          <w:b/>
+          <w:bCs/>
+          <w:sz w:val="24"/>
+          <w:szCs w:val="24"/>
+          <w:lang w:val="en-US" w:eastAsia="zh-CN"/>
+        </w:rPr>
+      </w:pPr>
+    </w:p>
+    <w:p>
+      <w:pPr>
+        <w:jc w:val="both"/>
+        <w:rPr>
+          <w:rFonts w:hint="eastAsia"/>
+          <w:b/>
+          <w:bCs/>
+          <w:sz w:val="24"/>
+          <w:szCs w:val="24"/>
+          <w:lang w:val="en-US" w:eastAsia="zh-CN"/>
+        </w:rPr>
+      </w:pPr>
+    </w:p>
+    <w:p>
+      <w:pPr>
+        <w:jc w:val="both"/>
+        <w:rPr>
+          <w:rFonts w:hint="eastAsia"/>
+          <w:b/>
+          <w:bCs/>
+          <w:sz w:val="24"/>
+          <w:szCs w:val="24"/>
+          <w:lang w:val="en-US" w:eastAsia="zh-CN"/>
+        </w:rPr>
+      </w:pPr>
+    </w:p>
+    <w:p>
+      <w:pPr>
+        <w:jc w:val="both"/>
+        <w:rPr>
+          <w:rFonts w:hint="eastAsia"/>
+          <w:b w:val="0"/>
+          <w:bCs w:val="0"/>
           <w:sz w:val="24"/>
           <w:szCs w:val="24"/>
           <w:lang w:val="en-US" w:eastAsia="zh-CN"/>
@@ -1411,6 +1438,42 @@
           <w:lang w:val="en-US" w:eastAsia="zh-CN"/>
         </w:rPr>
       </w:pPr>
+      <w:bookmarkStart w:id="7" w:name="OLE_LINK22"/>
+      <w:r>
+        <w:rPr>
+          <w:rFonts w:hint="eastAsia"/>
+          <w:b w:val="0"/>
+          <w:bCs w:val="0"/>
+          <w:sz w:val="24"/>
+          <w:szCs w:val="24"/>
+          <w:lang w:val="en-US" w:eastAsia="zh-CN"/>
+        </w:rPr>
+        <w:t>对于20%的数据，min(Xmax-Xmin,Ymax-Ymin)=0;</w:t>
+      </w:r>
+    </w:p>
+    <w:p>
+      <w:pPr>
+        <w:jc w:val="both"/>
+        <w:rPr>
+          <w:rFonts w:hint="eastAsia"/>
+          <w:b w:val="0"/>
+          <w:bCs w:val="0"/>
+          <w:sz w:val="24"/>
+          <w:szCs w:val="24"/>
+          <w:lang w:val="en-US" w:eastAsia="zh-CN"/>
+        </w:rPr>
+      </w:pPr>
+      <w:r>
+        <w:rPr>
+          <w:rFonts w:hint="eastAsia"/>
+          <w:b w:val="0"/>
+          <w:bCs w:val="0"/>
+          <w:sz w:val="24"/>
+          <w:szCs w:val="24"/>
+          <w:lang w:val="en-US" w:eastAsia="zh-CN"/>
+        </w:rPr>
+        <w:t>对于另外20%的数据，min(Xmax-Xmin,Ymax-Ymin)&lt;=50;</w:t>
+      </w:r>
     </w:p>
     <w:p>
       <w:pPr>
@@ -1433,31 +1496,7 @@
           <w:szCs w:val="24"/>
           <w:lang w:val="en-US" w:eastAsia="zh-CN"/>
         </w:rPr>
-        <w:t>对于20%的数据，min(Xmax-Xmin,Ymax-Ymin)=0;</w:t>
-      </w:r>
-    </w:p>
-    <w:p>
-      <w:pPr>
-        <w:jc w:val="both"/>
-        <w:rPr>
-          <w:rFonts w:hint="eastAsia"/>
-          <w:b w:val="0"/>
-          <w:bCs w:val="0"/>
-          <w:sz w:val="24"/>
-          <w:szCs w:val="24"/>
-          <w:lang w:val="en-US" w:eastAsia="zh-CN"/>
-        </w:rPr>
-      </w:pPr>
-      <w:r>
-        <w:rPr>
-          <w:rFonts w:hint="eastAsia"/>
-          <w:b w:val="0"/>
-          <w:bCs w:val="0"/>
-          <w:sz w:val="24"/>
-          <w:szCs w:val="24"/>
-          <w:lang w:val="en-US" w:eastAsia="zh-CN"/>
-        </w:rPr>
-        <w:t>对于另外20%的数据，min(Xmax-Xmin,Ymax-Ymin)&lt;=50;</w:t>
+        <w:t>对于另外20%的数据，所有询问均在情报之后。</w:t>
       </w:r>
     </w:p>
     <w:p>
@@ -1481,34 +1520,8 @@
           <w:szCs w:val="24"/>
           <w:lang w:val="en-US" w:eastAsia="zh-CN"/>
         </w:rPr>
-        <w:t>对于另外20%的数据，所有询问均在情报之后。</w:t>
-      </w:r>
-    </w:p>
-    <w:p>
-      <w:pPr>
-        <w:jc w:val="both"/>
-        <w:rPr>
-          <w:rFonts w:hint="eastAsia" w:eastAsiaTheme="minorEastAsia"/>
-          <w:b w:val="0"/>
-          <w:bCs w:val="0"/>
-          <w:sz w:val="24"/>
-          <w:szCs w:val="24"/>
-          <w:lang w:val="en-US" w:eastAsia="zh-CN"/>
-        </w:rPr>
-      </w:pPr>
-      <w:r>
-        <w:rPr>
-          <w:rFonts w:hint="eastAsia"/>
-          <w:b w:val="0"/>
-          <w:bCs w:val="0"/>
-          <w:sz w:val="24"/>
-          <w:szCs w:val="24"/>
-          <w:lang w:val="en-US" w:eastAsia="zh-CN"/>
-        </w:rPr>
         <w:t>前80%的数据m&lt;=10000</w:t>
       </w:r>
-      <w:bookmarkStart w:id="5" w:name="_GoBack"/>
-      <w:bookmarkEnd w:id="5"/>
     </w:p>
     <w:p>
       <w:pPr>
@@ -1546,29 +1559,16 @@
           <w:lang w:val="en-US" w:eastAsia="zh-CN"/>
         </w:rPr>
       </w:pPr>
-      <w:bookmarkStart w:id="3" w:name="OLE_LINK3"/>
-      <w:r>
-        <w:rPr>
-          <w:rFonts w:hint="eastAsia"/>
-          <w:b w:val="0"/>
-          <w:bCs w:val="0"/>
-          <w:sz w:val="24"/>
-          <w:szCs w:val="24"/>
-          <w:lang w:val="en-US" w:eastAsia="zh-CN"/>
-        </w:rPr>
-        <w:t>任意坐标的绝对值&lt;=</w:t>
-      </w:r>
-      <w:bookmarkEnd w:id="3"/>
-      <w:r>
-        <w:rPr>
-          <w:rFonts w:hint="eastAsia"/>
-          <w:b w:val="0"/>
-          <w:bCs w:val="0"/>
-          <w:sz w:val="24"/>
-          <w:szCs w:val="24"/>
-          <w:lang w:val="en-US" w:eastAsia="zh-CN"/>
-        </w:rPr>
-        <w:t>10^8,  0&lt;=max(Xmax-Xmin,Ymax-Ymin)&lt;=1000。Xmin&lt;=Xmax ,Ymin&lt;=Ymax , Xi&lt;=Xj  ,Yi&lt;=Yj  , 1&lt;=Ri&lt;=10^8 , 0&lt;=Pi&lt;=10^4 ,</w:t>
+      <w:r>
+        <w:rPr>
+          <w:rFonts w:hint="eastAsia"/>
+          <w:b w:val="0"/>
+          <w:bCs w:val="0"/>
+          <w:sz w:val="24"/>
+          <w:szCs w:val="24"/>
+          <w:lang w:val="en-US" w:eastAsia="zh-CN"/>
+        </w:rPr>
+        <w:t>任意坐标的绝对值&lt;=10^8,  0&lt;=max(Xmax-Xmin,Ymax-Ymin)&lt;=1000。Xmin&lt;=Xmax ,Ymin&lt;=Ymax , Xi&lt;=Xj  ,Yi&lt;=Yj  , 1&lt;=Ri&lt;=10^8 , 0&lt;=Pi&lt;=10^4 ,</w:t>
       </w:r>
     </w:p>
     <w:p>
@@ -1594,7 +1594,7 @@
         </w:rPr>
         <w:t>op={0,1,2} , 1&lt;=m&lt;=30000;</w:t>
       </w:r>
-      <w:bookmarkStart w:id="4" w:name="OLE_LINK8"/>
+      <w:bookmarkStart w:id="8" w:name="OLE_LINK8"/>
       <w:r>
         <w:rPr>
           <w:rFonts w:hint="eastAsia"/>
@@ -1606,7 +1606,23 @@
         </w:rPr>
         <w:t xml:space="preserve"> </w:t>
       </w:r>
-      <w:bookmarkEnd w:id="4"/>
+      <w:bookmarkEnd w:id="8"/>
+    </w:p>
+    <w:bookmarkEnd w:id="7"/>
+    <w:p>
+      <w:pPr>
+        <w:jc w:val="both"/>
+        <w:rPr>
+          <w:rFonts w:hint="eastAsia"/>
+          <w:b w:val="0"/>
+          <w:bCs w:val="0"/>
+          <w:sz w:val="24"/>
+          <w:szCs w:val="24"/>
+          <w:lang w:val="en-US" w:eastAsia="zh-CN"/>
+        </w:rPr>
+      </w:pPr>
+      <w:bookmarkStart w:id="9" w:name="_GoBack"/>
+      <w:bookmarkEnd w:id="9"/>
     </w:p>
     <w:sectPr>
       <w:pgSz w:w="11906" w:h="16838"/>
@@ -1882,14 +1898,12 @@
     <w:qFormat/>
     <w:uiPriority w:val="0"/>
     <w:pPr>
-      <w:widowControl w:val="0"/>
-      <w:jc w:val="both"/>
+      <w:spacing w:after="160" w:line="259" w:lineRule="auto"/>
     </w:pPr>
     <w:rPr>
       <w:rFonts w:asciiTheme="minorHAnsi" w:hAnsiTheme="minorHAnsi" w:eastAsiaTheme="minorEastAsia" w:cstheme="minorBidi"/>
-      <w:kern w:val="2"/>
-      <w:sz w:val="21"/>
-      <w:szCs w:val="24"/>
+      <w:sz w:val="22"/>
+      <w:szCs w:val="22"/>
       <w:lang w:val="en-US" w:eastAsia="zh-CN" w:bidi="ar-SA"/>
     </w:rPr>
   </w:style>

--- a/红色警戒杯模拟赛Ⅰ/心灵突击队/心灵突击队.docx
+++ b/红色警戒杯模拟赛Ⅰ/心灵突击队/心灵突击队.docx
@@ -4,6 +4,31 @@
   <w:body>
     <w:p>
       <w:pPr>
+        <w:jc w:val="both"/>
+        <w:rPr>
+          <w:rFonts w:hint="eastAsia"/>
+          <w:b/>
+          <w:bCs/>
+          <w:sz w:val="21"/>
+          <w:szCs w:val="21"/>
+          <w:lang w:eastAsia="zh-CN"/>
+        </w:rPr>
+      </w:pPr>
+      <w:bookmarkStart w:id="0" w:name="OLE_LINK16"/>
+      <w:r>
+        <w:rPr>
+          <w:rFonts w:hint="eastAsia"/>
+          <w:b/>
+          <w:bCs/>
+          <w:sz w:val="21"/>
+          <w:szCs w:val="21"/>
+          <w:lang w:val="en-US" w:eastAsia="zh-CN"/>
+        </w:rPr>
+        <w:t>2s,1024MB,commando.xxx</w:t>
+      </w:r>
+    </w:p>
+    <w:p>
+      <w:pPr>
         <w:jc w:val="center"/>
         <w:rPr>
           <w:rFonts w:hint="eastAsia"/>
@@ -14,7 +39,6 @@
           <w:lang w:eastAsia="zh-CN"/>
         </w:rPr>
       </w:pPr>
-      <w:bookmarkStart w:id="0" w:name="OLE_LINK16"/>
       <w:r>
         <w:rPr>
           <w:rFonts w:hint="eastAsia"/>
@@ -543,7 +567,7 @@
           <w:szCs w:val="24"/>
           <w:lang w:val="en-US" w:eastAsia="zh-CN"/>
         </w:rPr>
-        <w:t>·若该区域的辐射值大于等于洗消强度对于所有(Xi&lt;=x&lt;=Xj,Yi&lt;=y&lt;=Yj) 辐射减少 Pi。</w:t>
+        <w:t>·对于所有(Xi&lt;=x&lt;=Xj,Yi&lt;=y&lt;=Yj) 辐射减少 Pi。</w:t>
       </w:r>
     </w:p>
     <w:p>
@@ -564,7 +588,18 @@
           <w:szCs w:val="24"/>
           <w:lang w:val="en-US" w:eastAsia="zh-CN"/>
         </w:rPr>
-        <w:t>·若一区域的辐射值小于洗消强度，则该区域辐射值为负。</w:t>
+        <w:t>·若一区域的辐射值小于洗消强度，则该次洗消会使辐射值为0，超出辐射值</w:t>
+      </w:r>
+      <w:bookmarkStart w:id="9" w:name="_GoBack"/>
+      <w:bookmarkEnd w:id="9"/>
+      <w:r>
+        <w:rPr>
+          <w:rFonts w:hint="eastAsia"/>
+          <w:sz w:val="24"/>
+          <w:szCs w:val="24"/>
+          <w:lang w:val="en-US" w:eastAsia="zh-CN"/>
+        </w:rPr>
+        <w:t>的剩余洗消强度会累积直到被辐射值抵消。</w:t>
       </w:r>
     </w:p>
     <w:p>
@@ -671,6 +706,31 @@
           <w:lang w:val="en-US" w:eastAsia="zh-CN"/>
         </w:rPr>
       </w:pPr>
+    </w:p>
+    <w:p>
+      <w:pPr>
+        <w:ind w:firstLine="420" w:firstLineChars="0"/>
+        <w:jc w:val="both"/>
+        <w:rPr>
+          <w:rFonts w:hint="eastAsia" w:eastAsiaTheme="minorEastAsia"/>
+          <w:b w:val="0"/>
+          <w:bCs w:val="0"/>
+          <w:sz w:val="24"/>
+          <w:szCs w:val="24"/>
+          <w:lang w:val="en-US" w:eastAsia="zh-CN"/>
+        </w:rPr>
+      </w:pPr>
+      <w:r>
+        <w:rPr>
+          <w:rFonts w:hint="eastAsia"/>
+          <w:b w:val="0"/>
+          <w:bCs w:val="0"/>
+          <w:sz w:val="24"/>
+          <w:szCs w:val="24"/>
+          <w:lang w:val="en-US" w:eastAsia="zh-CN"/>
+        </w:rPr>
+        <w:t>初始时，备选区域的全部辐射值均为0；</w:t>
+      </w:r>
     </w:p>
     <w:p>
       <w:pPr>
@@ -970,7 +1030,7 @@
           <w:szCs w:val="24"/>
           <w:lang w:val="en-US" w:eastAsia="zh-CN"/>
         </w:rPr>
-        <w:t>对于每个op=0,输出一行一个整数表示该区域内的辐射值的总和。</w:t>
+        <w:t>对于每个op=0,输出一行一个整数表示该区域内的辐射值的最大值。</w:t>
       </w:r>
     </w:p>
     <w:bookmarkEnd w:id="4"/>
@@ -1428,176 +1488,298 @@
     </w:p>
     <w:p>
       <w:pPr>
+        <w:jc w:val="both"/>
+        <w:rPr>
+          <w:rFonts w:hint="eastAsia"/>
+          <w:b w:val="0"/>
+          <w:bCs w:val="0"/>
+          <w:sz w:val="24"/>
+          <w:szCs w:val="24"/>
+          <w:lang w:val="en-US" w:eastAsia="zh-CN"/>
+        </w:rPr>
+      </w:pPr>
+      <w:bookmarkStart w:id="7" w:name="OLE_LINK22"/>
+      <w:r>
+        <w:rPr>
+          <w:rFonts w:hint="eastAsia"/>
+          <w:b w:val="0"/>
+          <w:bCs w:val="0"/>
+          <w:sz w:val="24"/>
+          <w:szCs w:val="24"/>
+          <w:lang w:val="en-US" w:eastAsia="zh-CN"/>
+        </w:rPr>
+        <w:t>对于100%的数据</w:t>
+      </w:r>
+    </w:p>
+    <w:p>
+      <w:pPr>
+        <w:keepNext w:val="0"/>
+        <w:keepLines w:val="0"/>
+        <w:pageBreakBefore w:val="0"/>
+        <w:widowControl/>
+        <w:kinsoku/>
+        <w:wordWrap/>
+        <w:overflowPunct/>
+        <w:topLinePunct w:val="0"/>
+        <w:autoSpaceDE/>
+        <w:autoSpaceDN/>
+        <w:bidi w:val="0"/>
+        <w:adjustRightInd/>
+        <w:snapToGrid/>
+        <w:spacing w:after="0" w:line="260" w:lineRule="auto"/>
+        <w:ind w:left="0" w:leftChars="0" w:right="0" w:rightChars="0" w:firstLine="0" w:firstLineChars="0"/>
         <w:jc w:val="left"/>
-        <w:rPr>
-          <w:rFonts w:hint="eastAsia"/>
-          <w:b w:val="0"/>
-          <w:bCs w:val="0"/>
-          <w:sz w:val="24"/>
-          <w:szCs w:val="24"/>
-          <w:lang w:val="en-US" w:eastAsia="zh-CN"/>
-        </w:rPr>
-      </w:pPr>
-      <w:bookmarkStart w:id="7" w:name="OLE_LINK22"/>
-      <w:r>
-        <w:rPr>
-          <w:rFonts w:hint="eastAsia"/>
-          <w:b w:val="0"/>
-          <w:bCs w:val="0"/>
-          <w:sz w:val="24"/>
-          <w:szCs w:val="24"/>
-          <w:lang w:val="en-US" w:eastAsia="zh-CN"/>
-        </w:rPr>
-        <w:t>对于20%的数据，min(Xmax-Xmin,Ymax-Ymin)=0;</w:t>
-      </w:r>
-    </w:p>
-    <w:p>
-      <w:pPr>
-        <w:jc w:val="both"/>
-        <w:rPr>
-          <w:rFonts w:hint="eastAsia"/>
-          <w:b w:val="0"/>
-          <w:bCs w:val="0"/>
-          <w:sz w:val="24"/>
-          <w:szCs w:val="24"/>
-          <w:lang w:val="en-US" w:eastAsia="zh-CN"/>
-        </w:rPr>
-      </w:pPr>
-      <w:r>
-        <w:rPr>
-          <w:rFonts w:hint="eastAsia"/>
-          <w:b w:val="0"/>
-          <w:bCs w:val="0"/>
-          <w:sz w:val="24"/>
-          <w:szCs w:val="24"/>
-          <w:lang w:val="en-US" w:eastAsia="zh-CN"/>
-        </w:rPr>
-        <w:t>对于另外20%的数据，min(Xmax-Xmin,Ymax-Ymin)&lt;=50;</w:t>
-      </w:r>
-    </w:p>
-    <w:p>
-      <w:pPr>
+        <w:textAlignment w:val="auto"/>
+        <w:outlineLvl w:val="9"/>
+        <w:rPr>
+          <w:rFonts w:hint="eastAsia" w:asciiTheme="minorEastAsia" w:hAnsiTheme="minorEastAsia" w:eastAsiaTheme="minorEastAsia" w:cstheme="minorEastAsia"/>
+          <w:b w:val="0"/>
+          <w:bCs w:val="0"/>
+          <w:sz w:val="24"/>
+          <w:szCs w:val="24"/>
+          <w:lang w:val="en-US" w:eastAsia="zh-CN"/>
+        </w:rPr>
+      </w:pPr>
+      <w:r>
+        <w:rPr>
+          <w:rFonts w:hint="eastAsia" w:asciiTheme="minorEastAsia" w:hAnsiTheme="minorEastAsia" w:eastAsiaTheme="minorEastAsia" w:cstheme="minorEastAsia"/>
+          <w:b w:val="0"/>
+          <w:bCs w:val="0"/>
+          <w:sz w:val="24"/>
+          <w:szCs w:val="24"/>
+          <w:lang w:val="en-US" w:eastAsia="zh-CN"/>
+        </w:rPr>
+        <w:t>1&lt;= (Xmax - Xmin + 1) × (Ymax - Ymin + 1) &lt;= 400,0000。</w:t>
+      </w:r>
+    </w:p>
+    <w:p>
+      <w:pPr>
+        <w:keepNext w:val="0"/>
+        <w:keepLines w:val="0"/>
+        <w:pageBreakBefore w:val="0"/>
+        <w:widowControl/>
+        <w:kinsoku/>
+        <w:wordWrap/>
+        <w:overflowPunct/>
+        <w:topLinePunct w:val="0"/>
+        <w:autoSpaceDE/>
+        <w:autoSpaceDN/>
+        <w:bidi w:val="0"/>
+        <w:adjustRightInd/>
+        <w:snapToGrid/>
+        <w:spacing w:after="0" w:line="260" w:lineRule="auto"/>
+        <w:ind w:left="0" w:leftChars="0" w:right="0" w:rightChars="0" w:firstLine="0" w:firstLineChars="0"/>
         <w:jc w:val="left"/>
-        <w:rPr>
-          <w:rFonts w:hint="eastAsia"/>
-          <w:b w:val="0"/>
-          <w:bCs w:val="0"/>
-          <w:sz w:val="24"/>
-          <w:szCs w:val="24"/>
-          <w:lang w:val="en-US" w:eastAsia="zh-CN"/>
-        </w:rPr>
-      </w:pPr>
-      <w:r>
-        <w:rPr>
-          <w:rFonts w:hint="eastAsia"/>
-          <w:b w:val="0"/>
-          <w:bCs w:val="0"/>
-          <w:sz w:val="24"/>
-          <w:szCs w:val="24"/>
-          <w:lang w:val="en-US" w:eastAsia="zh-CN"/>
-        </w:rPr>
-        <w:t>对于另外20%的数据，所有询问均在情报之后。</w:t>
-      </w:r>
-    </w:p>
-    <w:p>
-      <w:pPr>
-        <w:jc w:val="left"/>
-        <w:rPr>
-          <w:rFonts w:hint="eastAsia"/>
-          <w:b w:val="0"/>
-          <w:bCs w:val="0"/>
-          <w:sz w:val="24"/>
-          <w:szCs w:val="24"/>
-          <w:lang w:val="en-US" w:eastAsia="zh-CN"/>
-        </w:rPr>
-      </w:pPr>
-      <w:r>
-        <w:rPr>
-          <w:rFonts w:hint="eastAsia"/>
-          <w:b w:val="0"/>
-          <w:bCs w:val="0"/>
-          <w:sz w:val="24"/>
-          <w:szCs w:val="24"/>
-          <w:lang w:val="en-US" w:eastAsia="zh-CN"/>
-        </w:rPr>
-        <w:t>前80%的数据m&lt;=10000</w:t>
-      </w:r>
-    </w:p>
-    <w:p>
-      <w:pPr>
-        <w:jc w:val="both"/>
-        <w:rPr>
-          <w:rFonts w:hint="eastAsia"/>
-          <w:b w:val="0"/>
-          <w:bCs w:val="0"/>
-          <w:sz w:val="24"/>
-          <w:szCs w:val="24"/>
-          <w:lang w:val="en-US" w:eastAsia="zh-CN"/>
-        </w:rPr>
-      </w:pPr>
-      <w:r>
-        <w:rPr>
-          <w:rFonts w:hint="eastAsia"/>
-          <w:b w:val="0"/>
-          <w:bCs w:val="0"/>
-          <w:sz w:val="24"/>
-          <w:szCs w:val="24"/>
-          <w:lang w:val="en-US" w:eastAsia="zh-CN"/>
-        </w:rPr>
-        <w:t>对于100%的数据</w:t>
-      </w:r>
-    </w:p>
-    <w:p>
-      <w:pPr>
-        <w:jc w:val="left"/>
-        <w:rPr>
-          <w:rFonts w:hint="eastAsia"/>
-          <w:b w:val="0"/>
-          <w:bCs w:val="0"/>
-          <w:sz w:val="24"/>
-          <w:szCs w:val="24"/>
-          <w:lang w:val="en-US" w:eastAsia="zh-CN"/>
-        </w:rPr>
-      </w:pPr>
-      <w:r>
-        <w:rPr>
-          <w:rFonts w:hint="eastAsia"/>
-          <w:b w:val="0"/>
-          <w:bCs w:val="0"/>
-          <w:sz w:val="24"/>
-          <w:szCs w:val="24"/>
-          <w:lang w:val="en-US" w:eastAsia="zh-CN"/>
-        </w:rPr>
-        <w:t>任意坐标的绝对值&lt;=10^8,  0&lt;=max(Xmax-Xmin,Ymax-Ymin)&lt;=1000。Xmin&lt;=Xmax ,Ymin&lt;=Ymax , Xi&lt;=Xj  ,Yi&lt;=Yj  , 1&lt;=Ri&lt;=10^8 , 0&lt;=Pi&lt;=10^4 ,</w:t>
-      </w:r>
-    </w:p>
-    <w:p>
-      <w:pPr>
-        <w:jc w:val="both"/>
-        <w:rPr>
-          <w:rFonts w:hint="eastAsia"/>
-          <w:b w:val="0"/>
-          <w:bCs w:val="0"/>
-          <w:sz w:val="24"/>
-          <w:szCs w:val="24"/>
-          <w:lang w:val="en-US" w:eastAsia="zh-CN"/>
-        </w:rPr>
-      </w:pPr>
-      <w:r>
-        <w:rPr>
-          <w:rFonts w:hint="eastAsia"/>
-          <w:b w:val="0"/>
-          <w:bCs w:val="0"/>
-          <w:sz w:val="24"/>
-          <w:szCs w:val="24"/>
-          <w:lang w:val="en-US" w:eastAsia="zh-CN"/>
-        </w:rPr>
-        <w:t>op={0,1,2} , 1&lt;=m&lt;=30000;</w:t>
+        <w:textAlignment w:val="auto"/>
+        <w:outlineLvl w:val="9"/>
+        <w:rPr>
+          <w:rFonts w:hint="eastAsia" w:asciiTheme="minorEastAsia" w:hAnsiTheme="minorEastAsia" w:eastAsiaTheme="minorEastAsia" w:cstheme="minorEastAsia"/>
+          <w:b w:val="0"/>
+          <w:bCs w:val="0"/>
+          <w:sz w:val="24"/>
+          <w:szCs w:val="24"/>
+          <w:lang w:val="en-US" w:eastAsia="zh-CN"/>
+        </w:rPr>
+      </w:pPr>
+      <w:r>
+        <w:rPr>
+          <w:rFonts w:hint="eastAsia" w:asciiTheme="minorEastAsia" w:hAnsiTheme="minorEastAsia" w:eastAsiaTheme="minorEastAsia" w:cstheme="minorEastAsia"/>
+          <w:b w:val="0"/>
+          <w:bCs w:val="0"/>
+          <w:sz w:val="24"/>
+          <w:szCs w:val="24"/>
+          <w:lang w:val="en-US" w:eastAsia="zh-CN"/>
+        </w:rPr>
+        <w:t xml:space="preserve">任意坐标的绝对值&lt;=10^8;Xmin&lt;=Xmax </w:t>
+      </w:r>
+      <w:r>
+        <w:rPr>
+          <w:rFonts w:hint="eastAsia" w:asciiTheme="minorEastAsia" w:hAnsiTheme="minorEastAsia" w:cstheme="minorEastAsia"/>
+          <w:b w:val="0"/>
+          <w:bCs w:val="0"/>
+          <w:sz w:val="24"/>
+          <w:szCs w:val="24"/>
+          <w:lang w:val="en-US" w:eastAsia="zh-CN"/>
+        </w:rPr>
+        <w:t>;</w:t>
+      </w:r>
+      <w:r>
+        <w:rPr>
+          <w:rFonts w:hint="eastAsia" w:asciiTheme="minorEastAsia" w:hAnsiTheme="minorEastAsia" w:eastAsiaTheme="minorEastAsia" w:cstheme="minorEastAsia"/>
+          <w:b w:val="0"/>
+          <w:bCs w:val="0"/>
+          <w:sz w:val="24"/>
+          <w:szCs w:val="24"/>
+          <w:lang w:val="en-US" w:eastAsia="zh-CN"/>
+        </w:rPr>
+        <w:t xml:space="preserve">Ymin&lt;=Ymax </w:t>
+      </w:r>
+      <w:r>
+        <w:rPr>
+          <w:rFonts w:hint="eastAsia" w:asciiTheme="minorEastAsia" w:hAnsiTheme="minorEastAsia" w:cstheme="minorEastAsia"/>
+          <w:b w:val="0"/>
+          <w:bCs w:val="0"/>
+          <w:sz w:val="24"/>
+          <w:szCs w:val="24"/>
+          <w:lang w:val="en-US" w:eastAsia="zh-CN"/>
+        </w:rPr>
+        <w:t>;</w:t>
+      </w:r>
+      <w:r>
+        <w:rPr>
+          <w:rFonts w:hint="eastAsia" w:asciiTheme="minorEastAsia" w:hAnsiTheme="minorEastAsia" w:eastAsiaTheme="minorEastAsia" w:cstheme="minorEastAsia"/>
+          <w:b w:val="0"/>
+          <w:bCs w:val="0"/>
+          <w:sz w:val="24"/>
+          <w:szCs w:val="24"/>
+          <w:lang w:val="en-US" w:eastAsia="zh-CN"/>
+        </w:rPr>
+        <w:t xml:space="preserve"> Xi&lt;=Xj  </w:t>
+      </w:r>
+      <w:r>
+        <w:rPr>
+          <w:rFonts w:hint="eastAsia" w:asciiTheme="minorEastAsia" w:hAnsiTheme="minorEastAsia" w:cstheme="minorEastAsia"/>
+          <w:b w:val="0"/>
+          <w:bCs w:val="0"/>
+          <w:sz w:val="24"/>
+          <w:szCs w:val="24"/>
+          <w:lang w:val="en-US" w:eastAsia="zh-CN"/>
+        </w:rPr>
+        <w:t>;</w:t>
+      </w:r>
+      <w:r>
+        <w:rPr>
+          <w:rFonts w:hint="eastAsia" w:asciiTheme="minorEastAsia" w:hAnsiTheme="minorEastAsia" w:eastAsiaTheme="minorEastAsia" w:cstheme="minorEastAsia"/>
+          <w:b w:val="0"/>
+          <w:bCs w:val="0"/>
+          <w:sz w:val="24"/>
+          <w:szCs w:val="24"/>
+          <w:lang w:val="en-US" w:eastAsia="zh-CN"/>
+        </w:rPr>
+        <w:t xml:space="preserve">Yi&lt;=Yj  </w:t>
+      </w:r>
+      <w:r>
+        <w:rPr>
+          <w:rFonts w:hint="eastAsia" w:asciiTheme="minorEastAsia" w:hAnsiTheme="minorEastAsia" w:cstheme="minorEastAsia"/>
+          <w:b w:val="0"/>
+          <w:bCs w:val="0"/>
+          <w:sz w:val="24"/>
+          <w:szCs w:val="24"/>
+          <w:lang w:val="en-US" w:eastAsia="zh-CN"/>
+        </w:rPr>
+        <w:t>;</w:t>
+      </w:r>
+      <w:r>
+        <w:rPr>
+          <w:rFonts w:hint="eastAsia" w:asciiTheme="minorEastAsia" w:hAnsiTheme="minorEastAsia" w:eastAsiaTheme="minorEastAsia" w:cstheme="minorEastAsia"/>
+          <w:b w:val="0"/>
+          <w:bCs w:val="0"/>
+          <w:sz w:val="24"/>
+          <w:szCs w:val="24"/>
+          <w:lang w:val="en-US" w:eastAsia="zh-CN"/>
+        </w:rPr>
+        <w:t xml:space="preserve"> 1&lt;=Ri&lt;=10^8 </w:t>
+      </w:r>
+      <w:r>
+        <w:rPr>
+          <w:rFonts w:hint="eastAsia" w:asciiTheme="minorEastAsia" w:hAnsiTheme="minorEastAsia" w:cstheme="minorEastAsia"/>
+          <w:b w:val="0"/>
+          <w:bCs w:val="0"/>
+          <w:sz w:val="24"/>
+          <w:szCs w:val="24"/>
+          <w:lang w:val="en-US" w:eastAsia="zh-CN"/>
+        </w:rPr>
+        <w:t>;</w:t>
+      </w:r>
+      <w:r>
+        <w:rPr>
+          <w:rFonts w:hint="eastAsia" w:asciiTheme="minorEastAsia" w:hAnsiTheme="minorEastAsia" w:eastAsiaTheme="minorEastAsia" w:cstheme="minorEastAsia"/>
+          <w:b w:val="0"/>
+          <w:bCs w:val="0"/>
+          <w:sz w:val="24"/>
+          <w:szCs w:val="24"/>
+          <w:lang w:val="en-US" w:eastAsia="zh-CN"/>
+        </w:rPr>
+        <w:t xml:space="preserve"> 0&lt;=Pi&lt;=10^4 </w:t>
+      </w:r>
+      <w:r>
+        <w:rPr>
+          <w:rFonts w:hint="eastAsia" w:asciiTheme="minorEastAsia" w:hAnsiTheme="minorEastAsia" w:cstheme="minorEastAsia"/>
+          <w:b w:val="0"/>
+          <w:bCs w:val="0"/>
+          <w:sz w:val="24"/>
+          <w:szCs w:val="24"/>
+          <w:lang w:val="en-US" w:eastAsia="zh-CN"/>
+        </w:rPr>
+        <w:t>;</w:t>
+      </w:r>
+    </w:p>
+    <w:p>
+      <w:pPr>
+        <w:keepNext w:val="0"/>
+        <w:keepLines w:val="0"/>
+        <w:pageBreakBefore w:val="0"/>
+        <w:widowControl/>
+        <w:kinsoku/>
+        <w:wordWrap/>
+        <w:overflowPunct/>
+        <w:topLinePunct w:val="0"/>
+        <w:autoSpaceDE/>
+        <w:autoSpaceDN/>
+        <w:bidi w:val="0"/>
+        <w:adjustRightInd/>
+        <w:snapToGrid/>
+        <w:spacing w:after="0" w:line="260" w:lineRule="auto"/>
+        <w:ind w:left="0" w:leftChars="0" w:right="0" w:rightChars="0" w:firstLine="0" w:firstLineChars="0"/>
+        <w:jc w:val="both"/>
+        <w:textAlignment w:val="auto"/>
+        <w:outlineLvl w:val="9"/>
+        <w:rPr>
+          <w:rFonts w:hint="eastAsia" w:asciiTheme="minorEastAsia" w:hAnsiTheme="minorEastAsia" w:eastAsiaTheme="minorEastAsia" w:cstheme="minorEastAsia"/>
+          <w:b w:val="0"/>
+          <w:bCs w:val="0"/>
+          <w:sz w:val="24"/>
+          <w:szCs w:val="24"/>
+          <w:lang w:val="en-US" w:eastAsia="zh-CN"/>
+        </w:rPr>
+      </w:pPr>
+      <w:r>
+        <w:rPr>
+          <w:rFonts w:hint="eastAsia" w:asciiTheme="minorEastAsia" w:hAnsiTheme="minorEastAsia" w:eastAsiaTheme="minorEastAsia" w:cstheme="minorEastAsia"/>
+          <w:b w:val="0"/>
+          <w:bCs w:val="0"/>
+          <w:sz w:val="24"/>
+          <w:szCs w:val="24"/>
+          <w:lang w:val="en-US" w:eastAsia="zh-CN"/>
+        </w:rPr>
+        <w:t>op={0,1,2} , 1&lt;=m&lt;=</w:t>
+      </w:r>
+      <w:r>
+        <w:rPr>
+          <w:rFonts w:hint="eastAsia" w:asciiTheme="minorEastAsia" w:hAnsiTheme="minorEastAsia" w:cstheme="minorEastAsia"/>
+          <w:b w:val="0"/>
+          <w:bCs w:val="0"/>
+          <w:sz w:val="24"/>
+          <w:szCs w:val="24"/>
+          <w:lang w:val="en-US" w:eastAsia="zh-CN"/>
+        </w:rPr>
+        <w:t>1</w:t>
+      </w:r>
+      <w:r>
+        <w:rPr>
+          <w:rFonts w:hint="eastAsia" w:asciiTheme="minorEastAsia" w:hAnsiTheme="minorEastAsia" w:eastAsiaTheme="minorEastAsia" w:cstheme="minorEastAsia"/>
+          <w:b w:val="0"/>
+          <w:bCs w:val="0"/>
+          <w:sz w:val="24"/>
+          <w:szCs w:val="24"/>
+          <w:lang w:val="en-US" w:eastAsia="zh-CN"/>
+        </w:rPr>
+        <w:t>0000;</w:t>
       </w:r>
       <w:bookmarkStart w:id="8" w:name="OLE_LINK8"/>
       <w:r>
         <w:rPr>
-          <w:rFonts w:hint="eastAsia"/>
+          <w:rFonts w:hint="eastAsia" w:asciiTheme="minorEastAsia" w:hAnsiTheme="minorEastAsia" w:eastAsiaTheme="minorEastAsia" w:cstheme="minorEastAsia"/>
           <w:b w:val="0"/>
           <w:bCs w:val="0"/>
           <w:sz w:val="24"/>
@@ -1621,8 +1803,6 @@
           <w:lang w:val="en-US" w:eastAsia="zh-CN"/>
         </w:rPr>
       </w:pPr>
-      <w:bookmarkStart w:id="9" w:name="_GoBack"/>
-      <w:bookmarkEnd w:id="9"/>
     </w:p>
     <w:sectPr>
       <w:pgSz w:w="11906" w:h="16838"/>

--- a/红色警戒杯模拟赛Ⅰ/心灵突击队/心灵突击队.docx
+++ b/红色警戒杯模拟赛Ⅰ/心灵突击队/心灵突击队.docx
@@ -4,31 +4,6 @@
   <w:body>
     <w:p>
       <w:pPr>
-        <w:jc w:val="both"/>
-        <w:rPr>
-          <w:rFonts w:hint="eastAsia"/>
-          <w:b/>
-          <w:bCs/>
-          <w:sz w:val="21"/>
-          <w:szCs w:val="21"/>
-          <w:lang w:eastAsia="zh-CN"/>
-        </w:rPr>
-      </w:pPr>
-      <w:bookmarkStart w:id="0" w:name="OLE_LINK16"/>
-      <w:r>
-        <w:rPr>
-          <w:rFonts w:hint="eastAsia"/>
-          <w:b/>
-          <w:bCs/>
-          <w:sz w:val="21"/>
-          <w:szCs w:val="21"/>
-          <w:lang w:val="en-US" w:eastAsia="zh-CN"/>
-        </w:rPr>
-        <w:t>2s,1024MB,commando.xxx</w:t>
-      </w:r>
-    </w:p>
-    <w:p>
-      <w:pPr>
         <w:jc w:val="center"/>
         <w:rPr>
           <w:rFonts w:hint="eastAsia"/>
@@ -39,6 +14,7 @@
           <w:lang w:eastAsia="zh-CN"/>
         </w:rPr>
       </w:pPr>
+      <w:bookmarkStart w:id="0" w:name="OLE_LINK16"/>
       <w:r>
         <w:rPr>
           <w:rFonts w:hint="eastAsia"/>
@@ -567,7 +543,7 @@
           <w:szCs w:val="24"/>
           <w:lang w:val="en-US" w:eastAsia="zh-CN"/>
         </w:rPr>
-        <w:t>·对于所有(Xi&lt;=x&lt;=Xj,Yi&lt;=y&lt;=Yj) 辐射减少 Pi。</w:t>
+        <w:t>·若该区域的辐射值大于等于洗消强度对于所有(Xi&lt;=x&lt;=Xj,Yi&lt;=y&lt;=Yj) 辐射减少 Pi。</w:t>
       </w:r>
     </w:p>
     <w:p>
@@ -588,18 +564,7 @@
           <w:szCs w:val="24"/>
           <w:lang w:val="en-US" w:eastAsia="zh-CN"/>
         </w:rPr>
-        <w:t>·若一区域的辐射值小于洗消强度，则该次洗消会使辐射值为0，超出辐射值</w:t>
-      </w:r>
-      <w:bookmarkStart w:id="9" w:name="_GoBack"/>
-      <w:bookmarkEnd w:id="9"/>
-      <w:r>
-        <w:rPr>
-          <w:rFonts w:hint="eastAsia"/>
-          <w:sz w:val="24"/>
-          <w:szCs w:val="24"/>
-          <w:lang w:val="en-US" w:eastAsia="zh-CN"/>
-        </w:rPr>
-        <w:t>的剩余洗消强度会累积直到被辐射值抵消。</w:t>
+        <w:t>·若一区域的辐射值小于洗消强度，则该区域辐射值为负。</w:t>
       </w:r>
     </w:p>
     <w:p>
@@ -706,31 +671,6 @@
           <w:lang w:val="en-US" w:eastAsia="zh-CN"/>
         </w:rPr>
       </w:pPr>
-    </w:p>
-    <w:p>
-      <w:pPr>
-        <w:ind w:firstLine="420" w:firstLineChars="0"/>
-        <w:jc w:val="both"/>
-        <w:rPr>
-          <w:rFonts w:hint="eastAsia" w:eastAsiaTheme="minorEastAsia"/>
-          <w:b w:val="0"/>
-          <w:bCs w:val="0"/>
-          <w:sz w:val="24"/>
-          <w:szCs w:val="24"/>
-          <w:lang w:val="en-US" w:eastAsia="zh-CN"/>
-        </w:rPr>
-      </w:pPr>
-      <w:r>
-        <w:rPr>
-          <w:rFonts w:hint="eastAsia"/>
-          <w:b w:val="0"/>
-          <w:bCs w:val="0"/>
-          <w:sz w:val="24"/>
-          <w:szCs w:val="24"/>
-          <w:lang w:val="en-US" w:eastAsia="zh-CN"/>
-        </w:rPr>
-        <w:t>初始时，备选区域的全部辐射值均为0；</w:t>
-      </w:r>
     </w:p>
     <w:p>
       <w:pPr>
@@ -1030,7 +970,7 @@
           <w:szCs w:val="24"/>
           <w:lang w:val="en-US" w:eastAsia="zh-CN"/>
         </w:rPr>
-        <w:t>对于每个op=0,输出一行一个整数表示该区域内的辐射值的最大值。</w:t>
+        <w:t>对于每个op=0,输出一行一个整数表示该区域内的辐射值的总和。</w:t>
       </w:r>
     </w:p>
     <w:bookmarkEnd w:id="4"/>
@@ -1488,7 +1428,7 @@
     </w:p>
     <w:p>
       <w:pPr>
-        <w:jc w:val="both"/>
+        <w:jc w:val="left"/>
         <w:rPr>
           <w:rFonts w:hint="eastAsia"/>
           <w:b w:val="0"/>
@@ -1508,278 +1448,156 @@
           <w:szCs w:val="24"/>
           <w:lang w:val="en-US" w:eastAsia="zh-CN"/>
         </w:rPr>
+        <w:t>对于20%的数据，min(Xmax-Xmin,Ymax-Ymin)=0;</w:t>
+      </w:r>
+    </w:p>
+    <w:p>
+      <w:pPr>
+        <w:jc w:val="both"/>
+        <w:rPr>
+          <w:rFonts w:hint="eastAsia"/>
+          <w:b w:val="0"/>
+          <w:bCs w:val="0"/>
+          <w:sz w:val="24"/>
+          <w:szCs w:val="24"/>
+          <w:lang w:val="en-US" w:eastAsia="zh-CN"/>
+        </w:rPr>
+      </w:pPr>
+      <w:r>
+        <w:rPr>
+          <w:rFonts w:hint="eastAsia"/>
+          <w:b w:val="0"/>
+          <w:bCs w:val="0"/>
+          <w:sz w:val="24"/>
+          <w:szCs w:val="24"/>
+          <w:lang w:val="en-US" w:eastAsia="zh-CN"/>
+        </w:rPr>
+        <w:t>对于另外20%的数据，min(Xmax-Xmin,Ymax-Ymin)&lt;=50;</w:t>
+      </w:r>
+    </w:p>
+    <w:p>
+      <w:pPr>
+        <w:jc w:val="left"/>
+        <w:rPr>
+          <w:rFonts w:hint="eastAsia"/>
+          <w:b w:val="0"/>
+          <w:bCs w:val="0"/>
+          <w:sz w:val="24"/>
+          <w:szCs w:val="24"/>
+          <w:lang w:val="en-US" w:eastAsia="zh-CN"/>
+        </w:rPr>
+      </w:pPr>
+      <w:r>
+        <w:rPr>
+          <w:rFonts w:hint="eastAsia"/>
+          <w:b w:val="0"/>
+          <w:bCs w:val="0"/>
+          <w:sz w:val="24"/>
+          <w:szCs w:val="24"/>
+          <w:lang w:val="en-US" w:eastAsia="zh-CN"/>
+        </w:rPr>
+        <w:t>对于另外20%的数据，所有询问均在情报之后。</w:t>
+      </w:r>
+    </w:p>
+    <w:p>
+      <w:pPr>
+        <w:jc w:val="left"/>
+        <w:rPr>
+          <w:rFonts w:hint="eastAsia"/>
+          <w:b w:val="0"/>
+          <w:bCs w:val="0"/>
+          <w:sz w:val="24"/>
+          <w:szCs w:val="24"/>
+          <w:lang w:val="en-US" w:eastAsia="zh-CN"/>
+        </w:rPr>
+      </w:pPr>
+      <w:r>
+        <w:rPr>
+          <w:rFonts w:hint="eastAsia"/>
+          <w:b w:val="0"/>
+          <w:bCs w:val="0"/>
+          <w:sz w:val="24"/>
+          <w:szCs w:val="24"/>
+          <w:lang w:val="en-US" w:eastAsia="zh-CN"/>
+        </w:rPr>
+        <w:t>前80%的数据m&lt;=10000</w:t>
+      </w:r>
+    </w:p>
+    <w:p>
+      <w:pPr>
+        <w:jc w:val="both"/>
+        <w:rPr>
+          <w:rFonts w:hint="eastAsia"/>
+          <w:b w:val="0"/>
+          <w:bCs w:val="0"/>
+          <w:sz w:val="24"/>
+          <w:szCs w:val="24"/>
+          <w:lang w:val="en-US" w:eastAsia="zh-CN"/>
+        </w:rPr>
+      </w:pPr>
+      <w:r>
+        <w:rPr>
+          <w:rFonts w:hint="eastAsia"/>
+          <w:b w:val="0"/>
+          <w:bCs w:val="0"/>
+          <w:sz w:val="24"/>
+          <w:szCs w:val="24"/>
+          <w:lang w:val="en-US" w:eastAsia="zh-CN"/>
+        </w:rPr>
         <w:t>对于100%的数据</w:t>
       </w:r>
     </w:p>
     <w:p>
       <w:pPr>
-        <w:keepNext w:val="0"/>
-        <w:keepLines w:val="0"/>
-        <w:pageBreakBefore w:val="0"/>
-        <w:widowControl/>
-        <w:kinsoku/>
-        <w:wordWrap/>
-        <w:overflowPunct/>
-        <w:topLinePunct w:val="0"/>
-        <w:autoSpaceDE/>
-        <w:autoSpaceDN/>
-        <w:bidi w:val="0"/>
-        <w:adjustRightInd/>
-        <w:snapToGrid/>
-        <w:spacing w:after="0" w:line="260" w:lineRule="auto"/>
-        <w:ind w:left="0" w:leftChars="0" w:right="0" w:rightChars="0" w:firstLine="0" w:firstLineChars="0"/>
         <w:jc w:val="left"/>
-        <w:textAlignment w:val="auto"/>
-        <w:outlineLvl w:val="9"/>
-        <w:rPr>
-          <w:rFonts w:hint="eastAsia" w:asciiTheme="minorEastAsia" w:hAnsiTheme="minorEastAsia" w:eastAsiaTheme="minorEastAsia" w:cstheme="minorEastAsia"/>
-          <w:b w:val="0"/>
-          <w:bCs w:val="0"/>
-          <w:sz w:val="24"/>
-          <w:szCs w:val="24"/>
-          <w:lang w:val="en-US" w:eastAsia="zh-CN"/>
-        </w:rPr>
-      </w:pPr>
-      <w:r>
-        <w:rPr>
-          <w:rFonts w:hint="eastAsia" w:asciiTheme="minorEastAsia" w:hAnsiTheme="minorEastAsia" w:eastAsiaTheme="minorEastAsia" w:cstheme="minorEastAsia"/>
-          <w:b w:val="0"/>
-          <w:bCs w:val="0"/>
-          <w:sz w:val="24"/>
-          <w:szCs w:val="24"/>
-          <w:lang w:val="en-US" w:eastAsia="zh-CN"/>
-        </w:rPr>
-        <w:t>1&lt;= (Xmax - Xmin + 1) × (Ymax - Ymin + 1) &lt;= 400,0000。</w:t>
-      </w:r>
-    </w:p>
-    <w:p>
-      <w:pPr>
-        <w:keepNext w:val="0"/>
-        <w:keepLines w:val="0"/>
-        <w:pageBreakBefore w:val="0"/>
-        <w:widowControl/>
-        <w:kinsoku/>
-        <w:wordWrap/>
-        <w:overflowPunct/>
-        <w:topLinePunct w:val="0"/>
-        <w:autoSpaceDE/>
-        <w:autoSpaceDN/>
-        <w:bidi w:val="0"/>
-        <w:adjustRightInd/>
-        <w:snapToGrid/>
-        <w:spacing w:after="0" w:line="260" w:lineRule="auto"/>
-        <w:ind w:left="0" w:leftChars="0" w:right="0" w:rightChars="0" w:firstLine="0" w:firstLineChars="0"/>
-        <w:jc w:val="left"/>
-        <w:textAlignment w:val="auto"/>
-        <w:outlineLvl w:val="9"/>
-        <w:rPr>
-          <w:rFonts w:hint="eastAsia" w:asciiTheme="minorEastAsia" w:hAnsiTheme="minorEastAsia" w:eastAsiaTheme="minorEastAsia" w:cstheme="minorEastAsia"/>
-          <w:b w:val="0"/>
-          <w:bCs w:val="0"/>
-          <w:sz w:val="24"/>
-          <w:szCs w:val="24"/>
-          <w:lang w:val="en-US" w:eastAsia="zh-CN"/>
-        </w:rPr>
-      </w:pPr>
-      <w:r>
-        <w:rPr>
-          <w:rFonts w:hint="eastAsia" w:asciiTheme="minorEastAsia" w:hAnsiTheme="minorEastAsia" w:eastAsiaTheme="minorEastAsia" w:cstheme="minorEastAsia"/>
-          <w:b w:val="0"/>
-          <w:bCs w:val="0"/>
-          <w:sz w:val="24"/>
-          <w:szCs w:val="24"/>
-          <w:lang w:val="en-US" w:eastAsia="zh-CN"/>
-        </w:rPr>
-        <w:t xml:space="preserve">任意坐标的绝对值&lt;=10^8;Xmin&lt;=Xmax </w:t>
-      </w:r>
-      <w:r>
-        <w:rPr>
-          <w:rFonts w:hint="eastAsia" w:asciiTheme="minorEastAsia" w:hAnsiTheme="minorEastAsia" w:cstheme="minorEastAsia"/>
-          <w:b w:val="0"/>
-          <w:bCs w:val="0"/>
-          <w:sz w:val="24"/>
-          <w:szCs w:val="24"/>
-          <w:lang w:val="en-US" w:eastAsia="zh-CN"/>
-        </w:rPr>
-        <w:t>;</w:t>
-      </w:r>
-      <w:r>
-        <w:rPr>
-          <w:rFonts w:hint="eastAsia" w:asciiTheme="minorEastAsia" w:hAnsiTheme="minorEastAsia" w:eastAsiaTheme="minorEastAsia" w:cstheme="minorEastAsia"/>
-          <w:b w:val="0"/>
-          <w:bCs w:val="0"/>
-          <w:sz w:val="24"/>
-          <w:szCs w:val="24"/>
-          <w:lang w:val="en-US" w:eastAsia="zh-CN"/>
-        </w:rPr>
-        <w:t xml:space="preserve">Ymin&lt;=Ymax </w:t>
-      </w:r>
-      <w:r>
-        <w:rPr>
-          <w:rFonts w:hint="eastAsia" w:asciiTheme="minorEastAsia" w:hAnsiTheme="minorEastAsia" w:cstheme="minorEastAsia"/>
-          <w:b w:val="0"/>
-          <w:bCs w:val="0"/>
-          <w:sz w:val="24"/>
-          <w:szCs w:val="24"/>
-          <w:lang w:val="en-US" w:eastAsia="zh-CN"/>
-        </w:rPr>
-        <w:t>;</w:t>
-      </w:r>
-      <w:r>
-        <w:rPr>
-          <w:rFonts w:hint="eastAsia" w:asciiTheme="minorEastAsia" w:hAnsiTheme="minorEastAsia" w:eastAsiaTheme="minorEastAsia" w:cstheme="minorEastAsia"/>
-          <w:b w:val="0"/>
-          <w:bCs w:val="0"/>
-          <w:sz w:val="24"/>
-          <w:szCs w:val="24"/>
-          <w:lang w:val="en-US" w:eastAsia="zh-CN"/>
-        </w:rPr>
-        <w:t xml:space="preserve"> Xi&lt;=Xj  </w:t>
-      </w:r>
-      <w:r>
-        <w:rPr>
-          <w:rFonts w:hint="eastAsia" w:asciiTheme="minorEastAsia" w:hAnsiTheme="minorEastAsia" w:cstheme="minorEastAsia"/>
-          <w:b w:val="0"/>
-          <w:bCs w:val="0"/>
-          <w:sz w:val="24"/>
-          <w:szCs w:val="24"/>
-          <w:lang w:val="en-US" w:eastAsia="zh-CN"/>
-        </w:rPr>
-        <w:t>;</w:t>
-      </w:r>
-      <w:r>
-        <w:rPr>
-          <w:rFonts w:hint="eastAsia" w:asciiTheme="minorEastAsia" w:hAnsiTheme="minorEastAsia" w:eastAsiaTheme="minorEastAsia" w:cstheme="minorEastAsia"/>
-          <w:b w:val="0"/>
-          <w:bCs w:val="0"/>
-          <w:sz w:val="24"/>
-          <w:szCs w:val="24"/>
-          <w:lang w:val="en-US" w:eastAsia="zh-CN"/>
-        </w:rPr>
-        <w:t xml:space="preserve">Yi&lt;=Yj  </w:t>
-      </w:r>
-      <w:r>
-        <w:rPr>
-          <w:rFonts w:hint="eastAsia" w:asciiTheme="minorEastAsia" w:hAnsiTheme="minorEastAsia" w:cstheme="minorEastAsia"/>
-          <w:b w:val="0"/>
-          <w:bCs w:val="0"/>
-          <w:sz w:val="24"/>
-          <w:szCs w:val="24"/>
-          <w:lang w:val="en-US" w:eastAsia="zh-CN"/>
-        </w:rPr>
-        <w:t>;</w:t>
-      </w:r>
-      <w:r>
-        <w:rPr>
-          <w:rFonts w:hint="eastAsia" w:asciiTheme="minorEastAsia" w:hAnsiTheme="minorEastAsia" w:eastAsiaTheme="minorEastAsia" w:cstheme="minorEastAsia"/>
-          <w:b w:val="0"/>
-          <w:bCs w:val="0"/>
-          <w:sz w:val="24"/>
-          <w:szCs w:val="24"/>
-          <w:lang w:val="en-US" w:eastAsia="zh-CN"/>
-        </w:rPr>
-        <w:t xml:space="preserve"> 1&lt;=Ri&lt;=10^8 </w:t>
-      </w:r>
-      <w:r>
-        <w:rPr>
-          <w:rFonts w:hint="eastAsia" w:asciiTheme="minorEastAsia" w:hAnsiTheme="minorEastAsia" w:cstheme="minorEastAsia"/>
-          <w:b w:val="0"/>
-          <w:bCs w:val="0"/>
-          <w:sz w:val="24"/>
-          <w:szCs w:val="24"/>
-          <w:lang w:val="en-US" w:eastAsia="zh-CN"/>
-        </w:rPr>
-        <w:t>;</w:t>
-      </w:r>
-      <w:r>
-        <w:rPr>
-          <w:rFonts w:hint="eastAsia" w:asciiTheme="minorEastAsia" w:hAnsiTheme="minorEastAsia" w:eastAsiaTheme="minorEastAsia" w:cstheme="minorEastAsia"/>
-          <w:b w:val="0"/>
-          <w:bCs w:val="0"/>
-          <w:sz w:val="24"/>
-          <w:szCs w:val="24"/>
-          <w:lang w:val="en-US" w:eastAsia="zh-CN"/>
-        </w:rPr>
-        <w:t xml:space="preserve"> 0&lt;=Pi&lt;=10^4 </w:t>
-      </w:r>
-      <w:r>
-        <w:rPr>
-          <w:rFonts w:hint="eastAsia" w:asciiTheme="minorEastAsia" w:hAnsiTheme="minorEastAsia" w:cstheme="minorEastAsia"/>
-          <w:b w:val="0"/>
-          <w:bCs w:val="0"/>
-          <w:sz w:val="24"/>
-          <w:szCs w:val="24"/>
-          <w:lang w:val="en-US" w:eastAsia="zh-CN"/>
-        </w:rPr>
-        <w:t>;</w:t>
-      </w:r>
-    </w:p>
-    <w:p>
-      <w:pPr>
-        <w:keepNext w:val="0"/>
-        <w:keepLines w:val="0"/>
-        <w:pageBreakBefore w:val="0"/>
-        <w:widowControl/>
-        <w:kinsoku/>
-        <w:wordWrap/>
-        <w:overflowPunct/>
-        <w:topLinePunct w:val="0"/>
-        <w:autoSpaceDE/>
-        <w:autoSpaceDN/>
-        <w:bidi w:val="0"/>
-        <w:adjustRightInd/>
-        <w:snapToGrid/>
-        <w:spacing w:after="0" w:line="260" w:lineRule="auto"/>
-        <w:ind w:left="0" w:leftChars="0" w:right="0" w:rightChars="0" w:firstLine="0" w:firstLineChars="0"/>
-        <w:jc w:val="both"/>
-        <w:textAlignment w:val="auto"/>
-        <w:outlineLvl w:val="9"/>
-        <w:rPr>
-          <w:rFonts w:hint="eastAsia" w:asciiTheme="minorEastAsia" w:hAnsiTheme="minorEastAsia" w:eastAsiaTheme="minorEastAsia" w:cstheme="minorEastAsia"/>
-          <w:b w:val="0"/>
-          <w:bCs w:val="0"/>
-          <w:sz w:val="24"/>
-          <w:szCs w:val="24"/>
-          <w:lang w:val="en-US" w:eastAsia="zh-CN"/>
-        </w:rPr>
-      </w:pPr>
-      <w:r>
-        <w:rPr>
-          <w:rFonts w:hint="eastAsia" w:asciiTheme="minorEastAsia" w:hAnsiTheme="minorEastAsia" w:eastAsiaTheme="minorEastAsia" w:cstheme="minorEastAsia"/>
-          <w:b w:val="0"/>
-          <w:bCs w:val="0"/>
-          <w:sz w:val="24"/>
-          <w:szCs w:val="24"/>
-          <w:lang w:val="en-US" w:eastAsia="zh-CN"/>
-        </w:rPr>
-        <w:t>op={0,1,2} , 1&lt;=m&lt;=</w:t>
-      </w:r>
-      <w:r>
-        <w:rPr>
-          <w:rFonts w:hint="eastAsia" w:asciiTheme="minorEastAsia" w:hAnsiTheme="minorEastAsia" w:cstheme="minorEastAsia"/>
-          <w:b w:val="0"/>
-          <w:bCs w:val="0"/>
-          <w:sz w:val="24"/>
-          <w:szCs w:val="24"/>
-          <w:lang w:val="en-US" w:eastAsia="zh-CN"/>
-        </w:rPr>
-        <w:t>1</w:t>
-      </w:r>
-      <w:r>
-        <w:rPr>
-          <w:rFonts w:hint="eastAsia" w:asciiTheme="minorEastAsia" w:hAnsiTheme="minorEastAsia" w:eastAsiaTheme="minorEastAsia" w:cstheme="minorEastAsia"/>
-          <w:b w:val="0"/>
-          <w:bCs w:val="0"/>
-          <w:sz w:val="24"/>
-          <w:szCs w:val="24"/>
-          <w:lang w:val="en-US" w:eastAsia="zh-CN"/>
-        </w:rPr>
-        <w:t>0000;</w:t>
+        <w:rPr>
+          <w:rFonts w:hint="eastAsia"/>
+          <w:b w:val="0"/>
+          <w:bCs w:val="0"/>
+          <w:sz w:val="24"/>
+          <w:szCs w:val="24"/>
+          <w:lang w:val="en-US" w:eastAsia="zh-CN"/>
+        </w:rPr>
+      </w:pPr>
+      <w:r>
+        <w:rPr>
+          <w:rFonts w:hint="eastAsia"/>
+          <w:b w:val="0"/>
+          <w:bCs w:val="0"/>
+          <w:sz w:val="24"/>
+          <w:szCs w:val="24"/>
+          <w:lang w:val="en-US" w:eastAsia="zh-CN"/>
+        </w:rPr>
+        <w:t>任意坐标的绝对值&lt;=10^8,  0&lt;=max(Xmax-Xmin,Ymax-Ymin)&lt;=1000。Xmin&lt;=Xmax ,Ymin&lt;=Ymax , Xi&lt;=Xj  ,Yi&lt;=Yj  , 1&lt;=Ri&lt;=10^8 , 0&lt;=Pi&lt;=10^4 ,</w:t>
+      </w:r>
+    </w:p>
+    <w:p>
+      <w:pPr>
+        <w:jc w:val="both"/>
+        <w:rPr>
+          <w:rFonts w:hint="eastAsia"/>
+          <w:b w:val="0"/>
+          <w:bCs w:val="0"/>
+          <w:sz w:val="24"/>
+          <w:szCs w:val="24"/>
+          <w:lang w:val="en-US" w:eastAsia="zh-CN"/>
+        </w:rPr>
+      </w:pPr>
+      <w:r>
+        <w:rPr>
+          <w:rFonts w:hint="eastAsia"/>
+          <w:b w:val="0"/>
+          <w:bCs w:val="0"/>
+          <w:sz w:val="24"/>
+          <w:szCs w:val="24"/>
+          <w:lang w:val="en-US" w:eastAsia="zh-CN"/>
+        </w:rPr>
+        <w:t>op={0,1,2} , 1&lt;=m&lt;=30000;</w:t>
       </w:r>
       <w:bookmarkStart w:id="8" w:name="OLE_LINK8"/>
       <w:r>
         <w:rPr>
-          <w:rFonts w:hint="eastAsia" w:asciiTheme="minorEastAsia" w:hAnsiTheme="minorEastAsia" w:eastAsiaTheme="minorEastAsia" w:cstheme="minorEastAsia"/>
+          <w:rFonts w:hint="eastAsia"/>
           <w:b w:val="0"/>
           <w:bCs w:val="0"/>
           <w:sz w:val="24"/>
@@ -1803,6 +1621,8 @@
           <w:lang w:val="en-US" w:eastAsia="zh-CN"/>
         </w:rPr>
       </w:pPr>
+      <w:bookmarkStart w:id="9" w:name="_GoBack"/>
+      <w:bookmarkEnd w:id="9"/>
     </w:p>
     <w:sectPr>
       <w:pgSz w:w="11906" w:h="16838"/>
